--- a/docs/guides/MAGI_一般使用者超詳細操作手冊_2026-05-19.docx
+++ b/docs/guides/MAGI_一般使用者超詳細操作手冊_2026-05-19.docx
@@ -96,7 +96,7 @@
       <w:r>
         <w:drawing>
           <wp:inline xmlns:a="http://schemas.openxmlformats.org/drawingml/2006/main" xmlns:pic="http://schemas.openxmlformats.org/drawingml/2006/picture">
-            <wp:extent cx="6126480" cy="3522726"/>
+            <wp:extent cx="6126480" cy="3752469"/>
             <wp:docPr id="2" name="Picture 2"/>
             <wp:cNvGraphicFramePr>
               <a:graphicFrameLocks noChangeAspect="1"/>
@@ -117,7 +117,7 @@
                   <pic:spPr>
                     <a:xfrm>
                       <a:off x="0" y="0"/>
-                      <a:ext cx="6126480" cy="3522726"/>
+                      <a:ext cx="6126480" cy="3752469"/>
                     </a:xfrm>
                     <a:prstGeom prst="rect"/>
                   </pic:spPr>
@@ -9803,7 +9803,7 @@
         <w:rPr>
           <w:rFonts w:ascii="Arial" w:hAnsi="Arial" w:eastAsia="Microsoft JhengHei"/>
         </w:rPr>
-        <w:t>強制執行案件可用判決書資料夾內的執行命令作為結案依據。</w:t>
+        <w:t>強制執行案件可用「判決書或終局裁定及處分」資料夾內的執行命令作為結案依據；舊「判決書」資料夾仍相容讀取。</w:t>
       </w:r>
     </w:p>
     <w:p>

--- a/docs/guides/MAGI_一般使用者超詳細操作手冊_2026-05-19.docx
+++ b/docs/guides/MAGI_一般使用者超詳細操作手冊_2026-05-19.docx
@@ -6205,7 +6205,7 @@
               </w:rPr>
               <w:t>幫 2025-0121 高弘軒新增 6 月 1 日下午 4 點調解。</w:t>
               <w:br/>
-              <w:t>把黃彩庭進度回報 60 天後提醒。</w:t>
+              <w:t>把黃彩庭進度回報 90 天後提醒。</w:t>
             </w:r>
           </w:p>
         </w:tc>
@@ -6236,7 +6236,7 @@
         <w:rPr>
           <w:rFonts w:ascii="Arial" w:hAnsi="Arial" w:eastAsia="Microsoft JhengHei"/>
         </w:rPr>
-        <w:t>法扶進度回報冷卻提醒應依設定，例如 60 天。</w:t>
+        <w:t>法扶進度回報冷卻提醒應依設定；目前文件基準為 90 天。</w:t>
       </w:r>
     </w:p>
     <w:p>
@@ -9607,7 +9607,7 @@
         <w:rPr>
           <w:rFonts w:ascii="Arial" w:hAnsi="Arial" w:eastAsia="Microsoft JhengHei"/>
         </w:rPr>
-        <w:t>冷卻期間應依設定，例如 60 天。</w:t>
+        <w:t>冷卻期間應依設定；目前文件基準為 90 天。</w:t>
       </w:r>
     </w:p>
     <w:p>
@@ -19249,7 +19249,7 @@
               <w:br/>
               <w:t>檢查這件法扶案件能否結案。</w:t>
               <w:br/>
-              <w:t>這件已回報，請 60 天後再提醒。</w:t>
+              <w:t>這件已回報，請 90 天後再提醒。</w:t>
               <w:br/>
               <w:t>把 2026-0048 標示為已結案。</w:t>
             </w:r>
@@ -19441,7 +19441,7 @@
               <w:br/>
               <w:t>./venv/bin/python scripts/ops/run_test_suite.py --suite smoke62</w:t>
               <w:br/>
-              <w:t>./venv/bin/python scripts/ops/commercial_readiness_live.py --strict-public</w:t>
+              <w:t>./venv/bin/python scripts/ops/run_test_suite.py --suite commercial-release --json-out .runtime/commercial_release_latest.json</w:t>
             </w:r>
           </w:p>
         </w:tc>
